--- a/离散数学/集合论与图论/集合论与图论（上）课后习题/第4讲测验.docx
+++ b/离散数学/集合论与图论/集合论与图论（上）课后习题/第4讲测验.docx
@@ -82,6 +82,9 @@
     <w:p>
       <w:pPr>
         <w:spacing w:line="360" w:lineRule="auto"/>
+        <w:rPr>
+          <w:rFonts w:hint="eastAsia"/>
+        </w:rPr>
       </w:pPr>
       <w:proofErr w:type="spellStart"/>
       <w:r>
@@ -158,6 +161,9 @@
     <w:p>
       <w:pPr>
         <w:spacing w:line="360" w:lineRule="auto"/>
+        <w:rPr>
+          <w:rFonts w:hint="eastAsia"/>
+        </w:rPr>
       </w:pPr>
       <w:proofErr w:type="spellStart"/>
       <w:r>
@@ -210,6 +216,7 @@
       <w:pPr>
         <w:spacing w:line="360" w:lineRule="auto"/>
         <w:rPr>
+          <w:rFonts w:hint="eastAsia"/>
           <w:lang w:eastAsia="zh-CN"/>
         </w:rPr>
       </w:pPr>
@@ -244,7 +251,15 @@
       </w:pPr>
       <w:r>
         <w:lastRenderedPageBreak/>
-        <w:t>4,设f为从集合X到集合Y的映射，f:X-&amp;</w:t>
+        <w:t>4,设f为从集合X</w:t>
+      </w:r>
+      <w:proofErr w:type="spellStart"/>
+      <w:r>
+        <w:t>到集合Y的映射，f:X</w:t>
+      </w:r>
+      <w:proofErr w:type="spellEnd"/>
+      <w:r>
+        <w:t>-&amp;</w:t>
       </w:r>
       <w:proofErr w:type="spellStart"/>
       <w:r>
@@ -289,6 +304,7 @@
       <w:pPr>
         <w:spacing w:line="360" w:lineRule="auto"/>
         <w:rPr>
+          <w:rFonts w:hint="eastAsia"/>
           <w:lang w:eastAsia="zh-CN"/>
         </w:rPr>
       </w:pPr>
@@ -363,6 +379,9 @@
     <w:p>
       <w:pPr>
         <w:spacing w:line="360" w:lineRule="auto"/>
+        <w:rPr>
+          <w:rFonts w:hint="eastAsia"/>
+        </w:rPr>
       </w:pPr>
       <w:proofErr w:type="spellStart"/>
       <w:r>
@@ -414,12 +433,96 @@
     <w:p>
       <w:pPr>
         <w:spacing w:line="360" w:lineRule="auto"/>
+      </w:pPr>
+      <w:proofErr w:type="spellStart"/>
+      <w:r>
+        <w:t>答案:A</w:t>
+      </w:r>
+      <w:proofErr w:type="spellEnd"/>
+    </w:p>
+    <w:p>
+      <w:pPr>
+        <w:spacing w:line="360" w:lineRule="auto"/>
+        <w:rPr>
+          <w:lang w:eastAsia="zh-CN"/>
+        </w:rPr>
+      </w:pPr>
+    </w:p>
+    <w:p>
+      <w:pPr>
+        <w:spacing w:line="360" w:lineRule="auto"/>
+        <w:rPr>
+          <w:rFonts w:hint="eastAsia"/>
+          <w:lang w:eastAsia="zh-CN"/>
+        </w:rPr>
+      </w:pPr>
+      <w:r>
+        <w:rPr>
+          <w:highlight w:val="yellow"/>
+          <w:lang w:eastAsia="zh-CN"/>
+        </w:rPr>
+        <w:t xml:space="preserve">f 可逆 </w:t>
+      </w:r>
+      <w:r>
+        <w:rPr>
+          <w:rFonts w:ascii="Cambria Math" w:hAnsi="Cambria Math" w:cs="Cambria Math"/>
+          <w:highlight w:val="yellow"/>
+          <w:lang w:eastAsia="zh-CN"/>
+        </w:rPr>
+        <w:t>⇔</w:t>
+      </w:r>
+      <w:r>
+        <w:rPr>
+          <w:highlight w:val="yellow"/>
+          <w:lang w:eastAsia="zh-CN"/>
+        </w:rPr>
+        <w:t xml:space="preserve"> f 是双射</w:t>
+      </w:r>
+    </w:p>
+    <w:p>
+      <w:pPr>
+        <w:spacing w:line="360" w:lineRule="auto"/>
         <w:rPr>
           <w:rFonts w:hint="eastAsia"/>
         </w:rPr>
       </w:pPr>
       <w:r>
-        <w:t>答案:A</w:t>
+        <w:lastRenderedPageBreak/>
+        <w:drawing>
+          <wp:inline distT="0" distB="0" distL="0" distR="0" wp14:anchorId="28B1EEC2" wp14:editId="3836D3D6">
+            <wp:extent cx="5486400" cy="4090670"/>
+            <wp:effectExtent l="0" t="0" r="0" b="5080"/>
+            <wp:docPr id="768100551" name="图片 1"/>
+            <wp:cNvGraphicFramePr>
+              <a:graphicFrameLocks xmlns:a="http://schemas.openxmlformats.org/drawingml/2006/main" noChangeAspect="1"/>
+            </wp:cNvGraphicFramePr>
+            <a:graphic xmlns:a="http://schemas.openxmlformats.org/drawingml/2006/main">
+              <a:graphicData uri="http://schemas.openxmlformats.org/drawingml/2006/picture">
+                <pic:pic xmlns:pic="http://schemas.openxmlformats.org/drawingml/2006/picture">
+                  <pic:nvPicPr>
+                    <pic:cNvPr id="768100551" name=""/>
+                    <pic:cNvPicPr/>
+                  </pic:nvPicPr>
+                  <pic:blipFill>
+                    <a:blip r:embed="rId8"/>
+                    <a:stretch>
+                      <a:fillRect/>
+                    </a:stretch>
+                  </pic:blipFill>
+                  <pic:spPr>
+                    <a:xfrm>
+                      <a:off x="0" y="0"/>
+                      <a:ext cx="5486400" cy="4090670"/>
+                    </a:xfrm>
+                    <a:prstGeom prst="rect">
+                      <a:avLst/>
+                    </a:prstGeom>
+                  </pic:spPr>
+                </pic:pic>
+              </a:graphicData>
+            </a:graphic>
+          </wp:inline>
+        </w:drawing>
       </w:r>
     </w:p>
     <w:sectPr>
@@ -430,6 +533,68 @@
     </w:sectPr>
   </w:body>
 </w:document>
+</file>
+
+<file path=word/endnotes.xml><?xml version="1.0" encoding="utf-8"?>
+<w:endnotes xmlns:wpc="http://schemas.microsoft.com/office/word/2010/wordprocessingCanvas" xmlns:cx="http://schemas.microsoft.com/office/drawing/2014/chartex" xmlns:cx1="http://schemas.microsoft.com/office/drawing/2015/9/8/chartex" xmlns:cx2="http://schemas.microsoft.com/office/drawing/2015/10/21/chartex" xmlns:cx3="http://schemas.microsoft.com/office/drawing/2016/5/9/chartex" xmlns:cx4="http://schemas.microsoft.com/office/drawing/2016/5/10/chartex" xmlns:cx5="http://schemas.microsoft.com/office/drawing/2016/5/11/chartex" xmlns:cx6="http://schemas.microsoft.com/office/drawing/2016/5/12/chartex" xmlns:cx7="http://schemas.microsoft.com/office/drawing/2016/5/13/chartex" xmlns:cx8="http://schemas.microsoft.com/office/drawing/2016/5/14/chartex" xmlns:mc="http://schemas.openxmlformats.org/markup-compatibility/2006" xmlns:aink="http://schemas.microsoft.com/office/drawing/2016/ink" xmlns:am3d="http://schemas.microsoft.com/office/drawing/2017/model3d" xmlns:o="urn:schemas-microsoft-com:office:office" xmlns:oel="http://schemas.microsoft.com/office/2019/extlst" xmlns:r="http://schemas.openxmlformats.org/officeDocument/2006/relationships" xmlns:m="http://schemas.openxmlformats.org/officeDocument/2006/math" xmlns:v="urn:schemas-microsoft-com:vml" xmlns:wp14="http://schemas.microsoft.com/office/word/2010/wordprocessingDrawing" xmlns:wp="http://schemas.openxmlformats.org/drawingml/2006/wordprocessingDrawing" xmlns:w10="urn:schemas-microsoft-com:office:word" xmlns:w="http://schemas.openxmlformats.org/wordprocessingml/2006/main" xmlns:w14="http://schemas.microsoft.com/office/word/2010/wordml" xmlns:w15="http://schemas.microsoft.com/office/word/2012/wordml" xmlns:w16cex="http://schemas.microsoft.com/office/word/2018/wordml/cex" xmlns:w16cid="http://schemas.microsoft.com/office/word/2016/wordml/cid" xmlns:w16="http://schemas.microsoft.com/office/word/2018/wordml" xmlns:w16du="http://schemas.microsoft.com/office/word/2023/wordml/word16du" xmlns:w16sdtdh="http://schemas.microsoft.com/office/word/2020/wordml/sdtdatahash" xmlns:w16sdtfl="http://schemas.microsoft.com/office/word/2024/wordml/sdtformatlock" xmlns:w16se="http://schemas.microsoft.com/office/word/2015/wordml/symex" xmlns:wpg="http://schemas.microsoft.com/office/word/2010/wordprocessingGroup" xmlns:wpi="http://schemas.microsoft.com/office/word/2010/wordprocessingInk" xmlns:wne="http://schemas.microsoft.com/office/word/2006/wordml" xmlns:wps="http://schemas.microsoft.com/office/word/2010/wordprocessingShape" mc:Ignorable="w14 w15 w16se w16cid w16 w16cex w16sdtdh w16sdtfl w16du wp14">
+  <w:endnote w:type="separator" w:id="-1">
+    <w:p>
+      <w:pPr>
+        <w:spacing w:after="0" w:line="240" w:lineRule="auto"/>
+        <w:rPr>
+          <w:rFonts w:hint="eastAsia"/>
+        </w:rPr>
+      </w:pPr>
+      <w:r>
+        <w:separator/>
+      </w:r>
+    </w:p>
+  </w:endnote>
+  <w:endnote w:type="continuationSeparator" w:id="0">
+    <w:p>
+      <w:pPr>
+        <w:spacing w:after="0" w:line="240" w:lineRule="auto"/>
+        <w:rPr>
+          <w:rFonts w:hint="eastAsia"/>
+        </w:rPr>
+      </w:pPr>
+      <w:r>
+        <w:continuationSeparator/>
+      </w:r>
+    </w:p>
+  </w:endnote>
+</w:endnotes>
+</file>
+
+<file path=word/footnotes.xml><?xml version="1.0" encoding="utf-8"?>
+<w:footnotes xmlns:wpc="http://schemas.microsoft.com/office/word/2010/wordprocessingCanvas" xmlns:cx="http://schemas.microsoft.com/office/drawing/2014/chartex" xmlns:cx1="http://schemas.microsoft.com/office/drawing/2015/9/8/chartex" xmlns:cx2="http://schemas.microsoft.com/office/drawing/2015/10/21/chartex" xmlns:cx3="http://schemas.microsoft.com/office/drawing/2016/5/9/chartex" xmlns:cx4="http://schemas.microsoft.com/office/drawing/2016/5/10/chartex" xmlns:cx5="http://schemas.microsoft.com/office/drawing/2016/5/11/chartex" xmlns:cx6="http://schemas.microsoft.com/office/drawing/2016/5/12/chartex" xmlns:cx7="http://schemas.microsoft.com/office/drawing/2016/5/13/chartex" xmlns:cx8="http://schemas.microsoft.com/office/drawing/2016/5/14/chartex" xmlns:mc="http://schemas.openxmlformats.org/markup-compatibility/2006" xmlns:aink="http://schemas.microsoft.com/office/drawing/2016/ink" xmlns:am3d="http://schemas.microsoft.com/office/drawing/2017/model3d" xmlns:o="urn:schemas-microsoft-com:office:office" xmlns:oel="http://schemas.microsoft.com/office/2019/extlst" xmlns:r="http://schemas.openxmlformats.org/officeDocument/2006/relationships" xmlns:m="http://schemas.openxmlformats.org/officeDocument/2006/math" xmlns:v="urn:schemas-microsoft-com:vml" xmlns:wp14="http://schemas.microsoft.com/office/word/2010/wordprocessingDrawing" xmlns:wp="http://schemas.openxmlformats.org/drawingml/2006/wordprocessingDrawing" xmlns:w10="urn:schemas-microsoft-com:office:word" xmlns:w="http://schemas.openxmlformats.org/wordprocessingml/2006/main" xmlns:w14="http://schemas.microsoft.com/office/word/2010/wordml" xmlns:w15="http://schemas.microsoft.com/office/word/2012/wordml" xmlns:w16cex="http://schemas.microsoft.com/office/word/2018/wordml/cex" xmlns:w16cid="http://schemas.microsoft.com/office/word/2016/wordml/cid" xmlns:w16="http://schemas.microsoft.com/office/word/2018/wordml" xmlns:w16du="http://schemas.microsoft.com/office/word/2023/wordml/word16du" xmlns:w16sdtdh="http://schemas.microsoft.com/office/word/2020/wordml/sdtdatahash" xmlns:w16sdtfl="http://schemas.microsoft.com/office/word/2024/wordml/sdtformatlock" xmlns:w16se="http://schemas.microsoft.com/office/word/2015/wordml/symex" xmlns:wpg="http://schemas.microsoft.com/office/word/2010/wordprocessingGroup" xmlns:wpi="http://schemas.microsoft.com/office/word/2010/wordprocessingInk" xmlns:wne="http://schemas.microsoft.com/office/word/2006/wordml" xmlns:wps="http://schemas.microsoft.com/office/word/2010/wordprocessingShape" mc:Ignorable="w14 w15 w16se w16cid w16 w16cex w16sdtdh w16sdtfl w16du wp14">
+  <w:footnote w:type="separator" w:id="-1">
+    <w:p>
+      <w:pPr>
+        <w:spacing w:after="0" w:line="240" w:lineRule="auto"/>
+        <w:rPr>
+          <w:rFonts w:hint="eastAsia"/>
+        </w:rPr>
+      </w:pPr>
+      <w:r>
+        <w:separator/>
+      </w:r>
+    </w:p>
+  </w:footnote>
+  <w:footnote w:type="continuationSeparator" w:id="0">
+    <w:p>
+      <w:pPr>
+        <w:spacing w:after="0" w:line="240" w:lineRule="auto"/>
+        <w:rPr>
+          <w:rFonts w:hint="eastAsia"/>
+        </w:rPr>
+      </w:pPr>
+      <w:r>
+        <w:continuationSeparator/>
+      </w:r>
+    </w:p>
+  </w:footnote>
+</w:footnotes>
 </file>
 
 <file path=word/numbering.xml><?xml version="1.0" encoding="utf-8"?>
@@ -1242,7 +1407,6 @@
   <w:style w:type="character" w:default="1" w:styleId="a2">
     <w:name w:val="Default Paragraph Font"/>
     <w:uiPriority w:val="1"/>
-    <w:semiHidden/>
     <w:unhideWhenUsed/>
   </w:style>
   <w:style w:type="table" w:default="1" w:styleId="a3">

--- a/离散数学/集合论与图论/集合论与图论（上）课后习题/第4讲测验.docx
+++ b/离散数学/集合论与图论/集合论与图论（上）课后习题/第4讲测验.docx
@@ -86,14 +86,12 @@
           <w:rFonts w:hint="eastAsia"/>
         </w:rPr>
       </w:pPr>
-      <w:proofErr w:type="spellStart"/>
       <w:r>
         <w:rPr>
           <w:highlight w:val="yellow"/>
         </w:rPr>
         <w:t>答案:D</w:t>
       </w:r>
-      <w:proofErr w:type="spellEnd"/>
     </w:p>
     <w:p>
       <w:pPr>
@@ -165,11 +163,9 @@
           <w:rFonts w:hint="eastAsia"/>
         </w:rPr>
       </w:pPr>
-      <w:proofErr w:type="spellStart"/>
       <w:r>
         <w:t>答案:A</w:t>
       </w:r>
-      <w:proofErr w:type="spellEnd"/>
     </w:p>
     <w:p>
       <w:pPr>
@@ -220,17 +216,8 @@
           <w:lang w:eastAsia="zh-CN"/>
         </w:rPr>
       </w:pPr>
-      <w:proofErr w:type="spellStart"/>
       <w:r>
         <w:t>答案:A</w:t>
-      </w:r>
-      <w:proofErr w:type="spellEnd"/>
-      <w:r>
-        <w:rPr>
-          <w:rFonts w:hint="eastAsia"/>
-          <w:lang w:eastAsia="zh-CN"/>
-        </w:rPr>
-        <w:t>\</w:t>
       </w:r>
     </w:p>
     <w:p>
@@ -251,23 +238,7 @@
       </w:pPr>
       <w:r>
         <w:lastRenderedPageBreak/>
-        <w:t>4,设f为从集合X</w:t>
-      </w:r>
-      <w:proofErr w:type="spellStart"/>
-      <w:r>
-        <w:t>到集合Y的映射，f:X</w:t>
-      </w:r>
-      <w:proofErr w:type="spellEnd"/>
-      <w:r>
-        <w:t>-&amp;</w:t>
-      </w:r>
-      <w:proofErr w:type="spellStart"/>
-      <w:r>
-        <w:t>gt;Y，其中X</w:t>
-      </w:r>
-      <w:proofErr w:type="spellEnd"/>
-      <w:r>
-        <w:t>={1,2,3},Y={4,5,6}, f(1)=4, f(2)=5,f(3)=5,则f是双射。</w:t>
+        <w:t>4,设f为从集合X到集合Y的映射，f:X-&amp;gt;Y，其中X={1,2,3},Y={4,5,6}, f(1)=4, f(2)=5,f(3)=5,则f是双射。</w:t>
       </w:r>
     </w:p>
     <w:p>
@@ -359,11 +330,9 @@
           <w:rFonts w:hint="eastAsia"/>
         </w:rPr>
       </w:pPr>
-      <w:proofErr w:type="spellStart"/>
       <w:r>
         <w:t>A,错误</w:t>
       </w:r>
-      <w:proofErr w:type="spellEnd"/>
     </w:p>
     <w:p>
       <w:pPr>
@@ -381,13 +350,19 @@
         <w:spacing w:line="360" w:lineRule="auto"/>
         <w:rPr>
           <w:rFonts w:hint="eastAsia"/>
+          <w:lang w:eastAsia="zh-CN"/>
         </w:rPr>
       </w:pPr>
-      <w:proofErr w:type="spellStart"/>
       <w:r>
-        <w:t>答案:B</w:t>
+        <w:t>答案:</w:t>
       </w:r>
-      <w:proofErr w:type="spellEnd"/>
+      <w:r>
+        <w:rPr>
+          <w:rFonts w:hint="eastAsia"/>
+          <w:lang w:eastAsia="zh-CN"/>
+        </w:rPr>
+        <w:t>A</w:t>
+      </w:r>
     </w:p>
     <w:p>
       <w:pPr>
@@ -433,17 +408,19 @@
     <w:p>
       <w:pPr>
         <w:spacing w:line="360" w:lineRule="auto"/>
+        <w:rPr>
+          <w:rFonts w:hint="eastAsia"/>
+        </w:rPr>
       </w:pPr>
-      <w:proofErr w:type="spellStart"/>
       <w:r>
         <w:t>答案:A</w:t>
       </w:r>
-      <w:proofErr w:type="spellEnd"/>
     </w:p>
     <w:p>
       <w:pPr>
         <w:spacing w:line="360" w:lineRule="auto"/>
         <w:rPr>
+          <w:rFonts w:hint="eastAsia"/>
           <w:lang w:eastAsia="zh-CN"/>
         </w:rPr>
       </w:pPr>
@@ -487,6 +464,9 @@
         </w:rPr>
       </w:pPr>
       <w:r>
+        <w:rPr>
+          <w:noProof/>
+        </w:rPr>
         <w:lastRenderedPageBreak/>
         <w:drawing>
           <wp:inline distT="0" distB="0" distL="0" distR="0" wp14:anchorId="28B1EEC2" wp14:editId="3836D3D6">
@@ -1407,6 +1387,7 @@
   <w:style w:type="character" w:default="1" w:styleId="a2">
     <w:name w:val="Default Paragraph Font"/>
     <w:uiPriority w:val="1"/>
+    <w:semiHidden/>
     <w:unhideWhenUsed/>
   </w:style>
   <w:style w:type="table" w:default="1" w:styleId="a3">

--- a/离散数学/集合论与图论/集合论与图论（上）课后习题/第4讲测验.docx
+++ b/离散数学/集合论与图论/集合论与图论（上）课后习题/第4讲测验.docx
@@ -7,13 +7,11 @@
         <w:spacing w:line="360" w:lineRule="auto"/>
         <w:rPr>
           <w:rFonts w:hint="eastAsia"/>
-          <w:highlight w:val="yellow"/>
           <w:lang w:eastAsia="zh-CN"/>
         </w:rPr>
       </w:pPr>
       <w:r>
         <w:rPr>
-          <w:highlight w:val="yellow"/>
           <w:lang w:eastAsia="zh-CN"/>
         </w:rPr>
         <w:t>1,从集合X={1,2,3}到集合Y={4,5}的映射有多少个？</w:t>
@@ -24,13 +22,9 @@
         <w:spacing w:line="360" w:lineRule="auto"/>
         <w:rPr>
           <w:rFonts w:hint="eastAsia"/>
-          <w:highlight w:val="yellow"/>
         </w:rPr>
       </w:pPr>
       <w:r>
-        <w:rPr>
-          <w:highlight w:val="yellow"/>
-        </w:rPr>
         <w:t>A,7</w:t>
       </w:r>
     </w:p>
@@ -39,13 +33,9 @@
         <w:spacing w:line="360" w:lineRule="auto"/>
         <w:rPr>
           <w:rFonts w:hint="eastAsia"/>
-          <w:highlight w:val="yellow"/>
         </w:rPr>
       </w:pPr>
       <w:r>
-        <w:rPr>
-          <w:highlight w:val="yellow"/>
-        </w:rPr>
         <w:t>B,6</w:t>
       </w:r>
     </w:p>
@@ -54,13 +44,9 @@
         <w:spacing w:line="360" w:lineRule="auto"/>
         <w:rPr>
           <w:rFonts w:hint="eastAsia"/>
-          <w:highlight w:val="yellow"/>
         </w:rPr>
       </w:pPr>
       <w:r>
-        <w:rPr>
-          <w:highlight w:val="yellow"/>
-        </w:rPr>
         <w:t>C,9</w:t>
       </w:r>
     </w:p>
@@ -69,13 +55,9 @@
         <w:spacing w:line="360" w:lineRule="auto"/>
         <w:rPr>
           <w:rFonts w:hint="eastAsia"/>
-          <w:highlight w:val="yellow"/>
         </w:rPr>
       </w:pPr>
       <w:r>
-        <w:rPr>
-          <w:highlight w:val="yellow"/>
-        </w:rPr>
         <w:t>D,8</w:t>
       </w:r>
     </w:p>
@@ -86,12 +68,11 @@
           <w:rFonts w:hint="eastAsia"/>
         </w:rPr>
       </w:pPr>
+      <w:proofErr w:type="spellStart"/>
       <w:r>
-        <w:rPr>
-          <w:highlight w:val="yellow"/>
-        </w:rPr>
         <w:t>答案:D</w:t>
       </w:r>
+      <w:proofErr w:type="spellEnd"/>
     </w:p>
     <w:p>
       <w:pPr>
@@ -109,7 +90,23 @@
         </w:rPr>
       </w:pPr>
       <w:r>
-        <w:t>2,从集合X={1,2,3}到集合Y={4,5,6,7}的单射有多少个？</w:t>
+        <w:t>2,从集合X={1,2,3}</w:t>
+      </w:r>
+      <w:proofErr w:type="spellStart"/>
+      <w:r>
+        <w:t>到集合Y</w:t>
+      </w:r>
+      <w:proofErr w:type="spellEnd"/>
+      <w:r>
+        <w:t>={4,5,6,7}</w:t>
+      </w:r>
+      <w:proofErr w:type="spellStart"/>
+      <w:r>
+        <w:t>的单射有多少个</w:t>
+      </w:r>
+      <w:proofErr w:type="spellEnd"/>
+      <w:r>
+        <w:t>？</w:t>
       </w:r>
     </w:p>
     <w:p>
@@ -163,9 +160,11 @@
           <w:rFonts w:hint="eastAsia"/>
         </w:rPr>
       </w:pPr>
+      <w:proofErr w:type="spellStart"/>
       <w:r>
         <w:t>答案:A</w:t>
       </w:r>
+      <w:proofErr w:type="spellEnd"/>
     </w:p>
     <w:p>
       <w:pPr>
@@ -183,7 +182,15 @@
         </w:rPr>
       </w:pPr>
       <w:r>
-        <w:t>3,设f为从集合X到集合Y的映射，f:X-&amp;gt;Y，其中X={1,2,3},Y={4,5}, f(1)=4, f(2)=4,f(3)=5,则f是单射。</w:t>
+        <w:t>3,设f为从集合X到集合Y的映射，f:X-&amp;</w:t>
+      </w:r>
+      <w:proofErr w:type="spellStart"/>
+      <w:r>
+        <w:t>gt;Y，其中X</w:t>
+      </w:r>
+      <w:proofErr w:type="spellEnd"/>
+      <w:r>
+        <w:t>={1,2,3},Y={4,5}, f(1)=4, f(2)=4,f(3)=5,则f是单射。</w:t>
       </w:r>
     </w:p>
     <w:p>
@@ -193,9 +200,11 @@
           <w:rFonts w:hint="eastAsia"/>
         </w:rPr>
       </w:pPr>
+      <w:proofErr w:type="spellStart"/>
       <w:r>
         <w:t>A,错误</w:t>
       </w:r>
+      <w:proofErr w:type="spellEnd"/>
     </w:p>
     <w:p>
       <w:pPr>
@@ -204,9 +213,11 @@
           <w:rFonts w:hint="eastAsia"/>
         </w:rPr>
       </w:pPr>
+      <w:proofErr w:type="spellStart"/>
       <w:r>
         <w:t>B,正确</w:t>
       </w:r>
+      <w:proofErr w:type="spellEnd"/>
     </w:p>
     <w:p>
       <w:pPr>
@@ -216,9 +227,11 @@
           <w:lang w:eastAsia="zh-CN"/>
         </w:rPr>
       </w:pPr>
+      <w:proofErr w:type="spellStart"/>
       <w:r>
         <w:t>答案:A</w:t>
       </w:r>
+      <w:proofErr w:type="spellEnd"/>
     </w:p>
     <w:p>
       <w:pPr>
@@ -238,7 +251,15 @@
       </w:pPr>
       <w:r>
         <w:lastRenderedPageBreak/>
-        <w:t>4,设f为从集合X到集合Y的映射，f:X-&amp;gt;Y，其中X={1,2,3},Y={4,5,6}, f(1)=4, f(2)=5,f(3)=5,则f是双射。</w:t>
+        <w:t>4,设f为从集合X到集合Y的映射，f:X-&amp;</w:t>
+      </w:r>
+      <w:proofErr w:type="spellStart"/>
+      <w:r>
+        <w:t>gt;Y，其中X</w:t>
+      </w:r>
+      <w:proofErr w:type="spellEnd"/>
+      <w:r>
+        <w:t>={1,2,3},Y={4,5,6}, f(1)=4, f(2)=5,f(3)=5,则f是双射。</w:t>
       </w:r>
     </w:p>
     <w:p>
@@ -330,9 +351,11 @@
           <w:rFonts w:hint="eastAsia"/>
         </w:rPr>
       </w:pPr>
+      <w:proofErr w:type="spellStart"/>
       <w:r>
         <w:t>A,错误</w:t>
       </w:r>
+      <w:proofErr w:type="spellEnd"/>
     </w:p>
     <w:p>
       <w:pPr>
@@ -341,9 +364,11 @@
           <w:rFonts w:hint="eastAsia"/>
         </w:rPr>
       </w:pPr>
+      <w:proofErr w:type="spellStart"/>
       <w:r>
         <w:t>B,正确</w:t>
       </w:r>
+      <w:proofErr w:type="spellEnd"/>
     </w:p>
     <w:p>
       <w:pPr>
@@ -353,6 +378,7 @@
           <w:lang w:eastAsia="zh-CN"/>
         </w:rPr>
       </w:pPr>
+      <w:proofErr w:type="spellStart"/>
       <w:r>
         <w:t>答案:</w:t>
       </w:r>
@@ -363,6 +389,7 @@
         </w:rPr>
         <w:t>A</w:t>
       </w:r>
+      <w:proofErr w:type="spellEnd"/>
     </w:p>
     <w:p>
       <w:pPr>
@@ -380,7 +407,31 @@
         </w:rPr>
       </w:pPr>
       <w:r>
-        <w:t>6,设集合X={1,2,3}， 集合Y={4,5,6}, 的子集f={（1,4）， （1,5）， （3,6）}是一个从X到Y的映射。</w:t>
+        <w:t xml:space="preserve">6,设集合X={1,2,3}， </w:t>
+      </w:r>
+      <w:proofErr w:type="spellStart"/>
+      <w:r>
+        <w:t>集合Y</w:t>
+      </w:r>
+      <w:proofErr w:type="spellEnd"/>
+      <w:r>
+        <w:t xml:space="preserve">={4,5,6}, </w:t>
+      </w:r>
+      <w:proofErr w:type="spellStart"/>
+      <w:r>
+        <w:t>的子集f</w:t>
+      </w:r>
+      <w:proofErr w:type="spellEnd"/>
+      <w:r>
+        <w:t>={（1,4）， （1,5）， （3,6）}</w:t>
+      </w:r>
+      <w:proofErr w:type="spellStart"/>
+      <w:r>
+        <w:t>是一个从X到Y的映射</w:t>
+      </w:r>
+      <w:proofErr w:type="spellEnd"/>
+      <w:r>
+        <w:t>。</w:t>
       </w:r>
     </w:p>
     <w:p>
@@ -390,9 +441,11 @@
           <w:rFonts w:hint="eastAsia"/>
         </w:rPr>
       </w:pPr>
+      <w:proofErr w:type="spellStart"/>
       <w:r>
         <w:t>A,错误</w:t>
       </w:r>
+      <w:proofErr w:type="spellEnd"/>
     </w:p>
     <w:p>
       <w:pPr>
@@ -401,9 +454,11 @@
           <w:rFonts w:hint="eastAsia"/>
         </w:rPr>
       </w:pPr>
+      <w:proofErr w:type="spellStart"/>
       <w:r>
         <w:t>B,正确</w:t>
       </w:r>
+      <w:proofErr w:type="spellEnd"/>
     </w:p>
     <w:p>
       <w:pPr>
@@ -412,9 +467,11 @@
           <w:rFonts w:hint="eastAsia"/>
         </w:rPr>
       </w:pPr>
+      <w:proofErr w:type="spellStart"/>
       <w:r>
         <w:t>答案:A</w:t>
       </w:r>
+      <w:proofErr w:type="spellEnd"/>
     </w:p>
     <w:p>
       <w:pPr>
